--- a/docs/infrastructure-document.docx
+++ b/docs/infrastructure-document.docx
@@ -1194,7 +1194,7 @@
         <w:rPr>
           <w:rFonts w:ascii="Tahoma" w:hAnsi="Tahoma" w:cs="Tahoma"/>
         </w:rPr>
-        <w:t xml:space="preserve">صُمِّمت بنية الإنتاج لتكون عالية الإتاحة (HA) مبنيةً على Kubernetes (Azure AKS)، بحيث لا يتسبب تعطُّل أي مكوِّن منفرد في توقُّف الموقع:</w:t>
+        <w:t xml:space="preserve">صُمِّمت بنية الإنتاج لتكون عالية الإتاحة (HA) مبنيةً على Kubernetes (Oracle OKE)، بحيث لا يتسبب تعطُّل أي مكوِّن منفرد في توقُّف الموقع:</w:t>
       </w:r>
     </w:p>
     <w:p>
@@ -1215,7 +1215,7 @@
           <w:b/>
           <w:bCs/>
         </w:rPr>
-        <w:t xml:space="preserve">Kubernetes (Azure AKS)</w:t>
+        <w:t xml:space="preserve">Kubernetes (Oracle OKE)</w:t>
       </w:r>
       <w:r>
         <w:rPr>
@@ -1359,7 +1359,7 @@
         <w:rPr>
           <w:rFonts w:ascii="Tahoma" w:hAnsi="Tahoma" w:cs="Tahoma"/>
         </w:rPr>
-        <w:t xml:space="preserve"> Azure Database for PostgreSQL Flexible Server كخدمة مُدارة خارج الـ cluster — تشمل نسخاً احتياطية يومية مدمجة وتحويلاً تلقائياً (Automatic Failover) عند التعطُّل.</w:t>
+        <w:t xml:space="preserve"> OCI Database with PostgreSQL كخدمة مُدارة خارج الـ cluster — تشمل نسخاً احتياطية يومية مدمجة وتحويلاً تلقائياً (Automatic Failover) عند التعطُّل.</w:t>
       </w:r>
     </w:p>
     <w:p>
@@ -1675,7 +1675,7 @@
               <w:rPr>
                 <w:rFonts w:ascii="Tahoma" w:hAnsi="Tahoma" w:cs="Tahoma"/>
               </w:rPr>
-              <w:t xml:space="preserve">Azure Kubernetes Service (AKS)</w:t>
+              <w:t xml:space="preserve">Oracle Container Engine for Kubernetes (OKE)</w:t>
             </w:r>
           </w:p>
         </w:tc>
@@ -1771,7 +1771,7 @@
               <w:rPr>
                 <w:rFonts w:ascii="Tahoma" w:hAnsi="Tahoma" w:cs="Tahoma"/>
               </w:rPr>
-              <w:t xml:space="preserve">Azure Container Registry (ACR)</w:t>
+              <w:t xml:space="preserve">Oracle Cloud Infrastructure Registry (OCIR)</w:t>
             </w:r>
           </w:p>
         </w:tc>
@@ -1851,7 +1851,7 @@
               <w:rPr>
                 <w:rFonts w:ascii="Tahoma" w:hAnsi="Tahoma" w:cs="Tahoma"/>
               </w:rPr>
-              <w:t xml:space="preserve">Azure Database for PostgreSQL — Flexible Server</w:t>
+              <w:t xml:space="preserve">OCI Database with PostgreSQL</w:t>
             </w:r>
           </w:p>
         </w:tc>
@@ -2334,9 +2334,9 @@
         <w:shd w:val="clear" w:color="auto" w:fill="F8FAFC"/>
         <w:pBdr>
           <w:right w:val="single" w:sz="24" w:space="0" w:color="4338CA"/>
-          <w:top w:val="single" w:sz="2" w:space="0" w:color="E2E8F0"/>
           <w:bottom w:val="single" w:sz="2" w:space="0" w:color="E2E8F0"/>
           <w:left w:val="single" w:sz="2" w:space="0" w:color="E2E8F0"/>
+          <w:top w:val="single" w:sz="2" w:space="0" w:color="E2E8F0"/>
         </w:pBdr>
         <w:ind w:left="226" w:right="226"/>
       </w:pPr>
@@ -2345,7 +2345,7 @@
           <w:rFonts w:ascii="Tahoma" w:hAnsi="Tahoma" w:cs="Tahoma"/>
           <w:color w:val="0F172A"/>
         </w:rPr>
-        <w:t xml:space="preserve">لا توجد خوادم VPS مستقلة — كل الحسابات تعمل داخل AKS على nodes يُديرها Azure تلقائياً. قاعدة البيانات PostgreSQL خارج الـ cluster تماماً كخدمة مُدارة.</w:t>
+        <w:t xml:space="preserve">لا توجد خوادم VPS مستقلة — كل الحسابات تعمل داخل OKE على nodes يُديرها Azure تلقائياً. قاعدة البيانات PostgreSQL خارج الـ cluster تماماً كخدمة مُدارة.</w:t>
       </w:r>
     </w:p>
     <w:p>
@@ -3612,7 +3612,7 @@
               <w:rPr>
                 <w:rFonts w:ascii="Tahoma" w:hAnsi="Tahoma" w:cs="Tahoma"/>
               </w:rPr>
-              <w:t xml:space="preserve">صادر من الـ cluster إلى Azure PostgreSQL</w:t>
+              <w:t xml:space="preserve">صادر من الـ cluster إلى OCI Database with PostgreSQL</w:t>
             </w:r>
           </w:p>
         </w:tc>
@@ -3744,7 +3744,7 @@
               <w:rPr>
                 <w:rFonts w:ascii="Tahoma" w:hAnsi="Tahoma" w:cs="Tahoma"/>
               </w:rPr>
-              <w:t xml:space="preserve">سحب صور Docker من ACR، تحديثات الحزم، اتصالات SSL</w:t>
+              <w:t xml:space="preserve">سحب صور Docker من OCIR، تحديثات الحزم، اتصالات SSL</w:t>
             </w:r>
           </w:p>
         </w:tc>
@@ -3883,9 +3883,9 @@
         <w:shd w:val="clear" w:color="auto" w:fill="F8FAFC"/>
         <w:pBdr>
           <w:right w:val="single" w:sz="24" w:space="0" w:color="4338CA"/>
-          <w:top w:val="single" w:sz="2" w:space="0" w:color="E2E8F0"/>
           <w:bottom w:val="single" w:sz="2" w:space="0" w:color="E2E8F0"/>
           <w:left w:val="single" w:sz="2" w:space="0" w:color="E2E8F0"/>
+          <w:top w:val="single" w:sz="2" w:space="0" w:color="E2E8F0"/>
         </w:pBdr>
         <w:ind w:left="226" w:right="226"/>
       </w:pPr>
@@ -3894,7 +3894,7 @@
           <w:rFonts w:ascii="Tahoma" w:hAnsi="Tahoma" w:cs="Tahoma"/>
           <w:color w:val="0F172A"/>
         </w:rPr>
-        <w:t xml:space="preserve">لا يلزم الوصول المباشر إلى خوادم VPS — إدارة AKS تتم من Azure Portal أو Azure CLI أو عبر Azure DevOps Pipelines.</w:t>
+        <w:t xml:space="preserve">لا يلزم الوصول المباشر إلى خوادم VPS — إدارة OKE تتم من Azure Portal أو Azure CLI أو عبر Azure DevOps Pipelines.</w:t>
       </w:r>
     </w:p>
     <w:p>
@@ -4885,7 +4885,7 @@
               <w:rPr>
                 <w:rFonts w:ascii="Tahoma" w:hAnsi="Tahoma" w:cs="Tahoma"/>
               </w:rPr>
-              <w:t xml:space="preserve">رفع الصورة إلى ACR</w:t>
+              <w:t xml:space="preserve">رفع الصورة إلى OCIR</w:t>
             </w:r>
           </w:p>
         </w:tc>
@@ -4921,7 +4921,7 @@
               <w:rPr>
                 <w:rFonts w:ascii="Tahoma" w:hAnsi="Tahoma" w:cs="Tahoma"/>
               </w:rPr>
-              <w:t xml:space="preserve"> إلى Azure Container Registry بوسم يتضمن رقم البناء</w:t>
+              <w:t xml:space="preserve"> إلى Oracle Cloud Infrastructure Registry بوسم يتضمن رقم البناء</w:t>
             </w:r>
           </w:p>
         </w:tc>
@@ -5622,9 +5622,9 @@
         <w:shd w:val="clear" w:color="auto" w:fill="F8FAFC"/>
         <w:pBdr>
           <w:right w:val="single" w:sz="24" w:space="0" w:color="4338CA"/>
-          <w:top w:val="single" w:sz="2" w:space="0" w:color="E2E8F0"/>
           <w:bottom w:val="single" w:sz="2" w:space="0" w:color="E2E8F0"/>
           <w:left w:val="single" w:sz="2" w:space="0" w:color="E2E8F0"/>
+          <w:top w:val="single" w:sz="2" w:space="0" w:color="E2E8F0"/>
         </w:pBdr>
         <w:ind w:left="226" w:right="226"/>
       </w:pPr>
@@ -6750,7 +6750,7 @@
               <w:rPr>
                 <w:rFonts w:ascii="Tahoma" w:hAnsi="Tahoma" w:cs="Tahoma"/>
               </w:rPr>
-              <w:t xml:space="preserve">PostgreSQL (Azure Flexible Server)</w:t>
+              <w:t xml:space="preserve">PostgreSQL (OCI Database with PostgreSQL)</w:t>
             </w:r>
           </w:p>
         </w:tc>
@@ -7562,7 +7562,7 @@
               <w:rPr>
                 <w:rFonts w:ascii="Tahoma" w:hAnsi="Tahoma" w:cs="Tahoma"/>
               </w:rPr>
-              <w:t xml:space="preserve">Kubernetes (Azure AKS)</w:t>
+              <w:t xml:space="preserve">Kubernetes (Oracle OKE)</w:t>
             </w:r>
           </w:p>
         </w:tc>
@@ -7802,7 +7802,7 @@
               <w:rPr>
                 <w:rFonts w:ascii="Tahoma" w:hAnsi="Tahoma" w:cs="Tahoma"/>
               </w:rPr>
-              <w:t xml:space="preserve">Azure Container Registry (ACR)</w:t>
+              <w:t xml:space="preserve">Oracle Cloud Infrastructure Registry (OCIR)</w:t>
             </w:r>
           </w:p>
         </w:tc>
@@ -8095,9 +8095,9 @@
         <w:shd w:val="clear" w:color="auto" w:fill="F8FAFC"/>
         <w:pBdr>
           <w:right w:val="single" w:sz="24" w:space="0" w:color="4338CA"/>
-          <w:top w:val="single" w:sz="2" w:space="0" w:color="E2E8F0"/>
           <w:bottom w:val="single" w:sz="2" w:space="0" w:color="E2E8F0"/>
           <w:left w:val="single" w:sz="2" w:space="0" w:color="E2E8F0"/>
+          <w:top w:val="single" w:sz="2" w:space="0" w:color="E2E8F0"/>
         </w:pBdr>
         <w:ind w:left="226" w:right="226"/>
       </w:pPr>
@@ -8418,7 +8418,7 @@
         <w:rPr>
           <w:rFonts w:ascii="Tahoma" w:hAnsi="Tahoma" w:cs="Tahoma"/>
         </w:rPr>
-        <w:t xml:space="preserve">يُبيِّن المخطط الرحلة الكاملة من لحظة دفع الكود حتى وصوله إلى الـ cluster: التحقق من الكود ← بناء صورة Docker ← رفعها إلى ACR ← نشرها على K8s ← تشغيل Migration Job ← Rolling Update.</w:t>
+        <w:t xml:space="preserve">يُبيِّن المخطط الرحلة الكاملة من لحظة دفع الكود حتى وصوله إلى الـ cluster: التحقق من الكود ← بناء صورة Docker ← رفعها إلى OCIR ← نشرها على K8s ← تشغيل Migration Job ← Rolling Update.</w:t>
       </w:r>
     </w:p>
     <w:p>
